--- a/docs/Manual_Tecnico.docx
+++ b/docs/Manual_Tecnico.docx
@@ -774,21 +774,35 @@
           <w:rFonts w:ascii="Arial" w:hAnsi="Arial" w:cs="Arial"/>
           <w:sz w:val="24"/>
           <w:szCs w:val="24"/>
-        </w:rPr>
-      </w:pPr>
-      <w:r>
-        <w:rPr>
-          <w:rFonts w:ascii="Arial" w:hAnsi="Arial" w:cs="Arial"/>
-          <w:sz w:val="24"/>
-          <w:szCs w:val="24"/>
-        </w:rPr>
-        <w:t>Navegador web compatible: Google Chrome, Microsoft Edge</w:t>
-      </w:r>
-      <w:r>
-        <w:rPr>
-          <w:rFonts w:ascii="Arial" w:hAnsi="Arial" w:cs="Arial"/>
-          <w:sz w:val="24"/>
-          <w:szCs w:val="24"/>
+          <w:lang w:val="en-US"/>
+        </w:rPr>
+      </w:pPr>
+      <w:proofErr w:type="spellStart"/>
+      <w:r>
+        <w:rPr>
+          <w:rFonts w:ascii="Arial" w:hAnsi="Arial" w:cs="Arial"/>
+          <w:sz w:val="24"/>
+          <w:szCs w:val="24"/>
+          <w:lang w:val="en-US"/>
+        </w:rPr>
+        <w:t>Navegador</w:t>
+      </w:r>
+      <w:proofErr w:type="spellEnd"/>
+      <w:r>
+        <w:rPr>
+          <w:rFonts w:ascii="Arial" w:hAnsi="Arial" w:cs="Arial"/>
+          <w:sz w:val="24"/>
+          <w:szCs w:val="24"/>
+          <w:lang w:val="en-US"/>
+        </w:rPr>
+        <w:t xml:space="preserve"> web compatible: Google Chrome, Microsoft Edge</w:t>
+      </w:r>
+      <w:r>
+        <w:rPr>
+          <w:rFonts w:ascii="Arial" w:hAnsi="Arial" w:cs="Arial"/>
+          <w:sz w:val="24"/>
+          <w:szCs w:val="24"/>
+          <w:lang w:val="en-US"/>
         </w:rPr>
         <w:t xml:space="preserve"> y </w:t>
       </w:r>
@@ -798,6 +812,7 @@
           <w:rFonts w:ascii="Arial" w:hAnsi="Arial" w:cs="Arial"/>
           <w:sz w:val="24"/>
           <w:szCs w:val="24"/>
+          <w:lang w:val="en-US"/>
         </w:rPr>
         <w:t>OperaGX</w:t>
       </w:r>
@@ -807,6 +822,7 @@
           <w:rFonts w:ascii="Arial" w:hAnsi="Arial" w:cs="Arial"/>
           <w:sz w:val="24"/>
           <w:szCs w:val="24"/>
+          <w:lang w:val="en-US"/>
         </w:rPr>
         <w:t>.</w:t>
       </w:r>
@@ -3422,11 +3438,8 @@
         <w:r>
           <w:rPr>
             <w:rStyle w:val="Hipervnculo"/>
-            <w:rFonts w:ascii="Arial" w:hAnsi="Arial" w:cs="Arial"/>
-            <w:sz w:val="24"/>
-            <w:szCs w:val="24"/>
           </w:rPr>
-          <w:t>https://github.com/Daniel4905/proyecto_final.git</w:t>
+          <w:t>https://github.com/JDanielRuiz49/AccidentEye.git</w:t>
         </w:r>
       </w:hyperlink>
     </w:p>
